--- a/ML/sentiment/nltk-transformer/nlp-analyzer/nlp-openmed-sentiment-analysis-finetuned-models/docs/NLP_OpenMed_Sentiment_Analysis_API_Integration_Guide_v3.docx
+++ b/ML/sentiment/nltk-transformer/nlp-analyzer/nlp-openmed-sentiment-analysis-finetuned-models/docs/NLP_OpenMed_Sentiment_Analysis_API_Integration_Guide_v3.docx
@@ -62,7 +62,7 @@
           <w:color w:val="333333"/>
           <w:sz w:val="20"/>
         </w:rPr>
-        <w:t xml:space="preserve">2.0     </w:t>
+        <w:t xml:space="preserve">3.0     </w:t>
       </w:r>
       <w:r>
         <w:rPr>
@@ -77,7 +77,7 @@
           <w:color w:val="333333"/>
           <w:sz w:val="20"/>
         </w:rPr>
-        <w:t xml:space="preserve">May 2026     </w:t>
+        <w:t xml:space="preserve">June 2026     </w:t>
       </w:r>
       <w:r>
         <w:rPr>
@@ -92,7 +92,7 @@
           <w:color w:val="333333"/>
           <w:sz w:val="20"/>
         </w:rPr>
-        <w:t xml:space="preserve">Local / Docker     </w:t>
+        <w:t xml:space="preserve">Local / Docker / AWS Lambda     </w:t>
       </w:r>
     </w:p>
     <w:p>
@@ -1439,7 +1439,9 @@
                 <w:color w:val="1A1A2E"/>
                 <w:sz w:val="17"/>
               </w:rPr>
-              <w:t>http://localhost:8000/api/v1</w:t>
+              <w:t>Local:  http://localhost:8000/api/v1</w:t>
+              <w:br/>
+              <w:t>AWS:    https://ws1gaxke8i.execute-api.ap-southeast-2.amazonaws.com/prod/api/v1</w:t>
             </w:r>
           </w:p>
         </w:tc>
@@ -1480,7 +1482,9 @@
           <w:color w:val="333333"/>
           <w:sz w:val="21"/>
         </w:rPr>
-        <w:t>The local API has no API key requirement. All endpoints are open when running locally. The only external credential is the OpenMed PII key, which is configured in .env and is used server-side — you never need to include it in your API calls.</w:t>
+        <w:t>The local API has no API key requirement. All endpoints are open when running locally. The only external credential is the OpenMed PII API key set in the .env file (see Step 3).</w:t>
+        <w:br/>
+        <w:t>The AWS Lambda deployment requires an x-api-key header on every request — add -H "x-api-key: jRkqkFo7Ap6fbwMCjrgVt5pTk8ICLSXe90Fw8hYB" to every curl call, or include it in your HTTP client headers.</w:t>
       </w:r>
     </w:p>
     <w:p>
@@ -5319,7 +5323,16 @@
                 <w:color w:val="1A1A2E"/>
                 <w:sz w:val="17"/>
               </w:rPr>
+              <w:t># Local</w:t>
+              <w:br/>
               <w:t>curl -s http://localhost:8000/api/v1/health | python3 -m json.tool</w:t>
+              <w:br/>
+              <w:br/>
+              <w:t># AWS</w:t>
+              <w:br/>
+              <w:t>curl -s https://ws1gaxke8i.execute-api.ap-southeast-2.amazonaws.com/prod/api/v1/health \</w:t>
+              <w:br/>
+              <w:t xml:space="preserve">  -H "x-api-key: jRkqkFo7Ap6fbwMCjrgVt5pTk8ICLSXe90Fw8hYB" | python3 -m json.tool</w:t>
             </w:r>
           </w:p>
         </w:tc>
@@ -5365,7 +5378,16 @@
                 <w:color w:val="1A1A2E"/>
                 <w:sz w:val="17"/>
               </w:rPr>
+              <w:t># Local</w:t>
+              <w:br/>
               <w:t>curl -s http://localhost:8000/api/v1/warmup | python3 -m json.tool</w:t>
+              <w:br/>
+              <w:br/>
+              <w:t># AWS</w:t>
+              <w:br/>
+              <w:t>curl -s https://ws1gaxke8i.execute-api.ap-southeast-2.amazonaws.com/prod/api/v1/warmup \</w:t>
+              <w:br/>
+              <w:t xml:space="preserve">  -H "x-api-key: jRkqkFo7Ap6fbwMCjrgVt5pTk8ICLSXe90Fw8hYB" | python3 -m json.tool</w:t>
             </w:r>
           </w:p>
         </w:tc>
@@ -5411,7 +5433,28 @@
                 <w:color w:val="1A1A2E"/>
                 <w:sz w:val="17"/>
               </w:rPr>
+              <w:t># Local</w:t>
+              <w:br/>
               <w:t>curl -s -X POST http://localhost:8000/api/v1/analyze \</w:t>
+              <w:br/>
+              <w:t xml:space="preserve">  -H "Content-Type: application/json" \</w:t>
+              <w:br/>
+              <w:t xml:space="preserve">  -d '{"text": "The nurse was attentive and the ward was clean.", "model_type": "bert_hc_v2"}' \</w:t>
+              <w:br/>
+              <w:t xml:space="preserve">  | python3 -m json.tool</w:t>
+              <w:br/>
+              <w:br/>
+              <w:t># AWS</w:t>
+              <w:br/>
+              <w:t>curl -s -X POST https://ws1gaxke8i.execute-api.ap-southeast-2.amazonaws.com/prod/api/v1/analyze \</w:t>
+              <w:br/>
+              <w:t xml:space="preserve">  -H "x-api-key: jRkqkFo7Ap6fbwMCjrgVt5pTk8ICLSXe90Fw8hYB" \</w:t>
+              <w:br/>
+              <w:t xml:space="preserve">  -H "Content-Type: application/json" \</w:t>
+              <w:br/>
+              <w:t xml:space="preserve">  -d '{"text": "The nurse was attentive and the ward was clean.", "model_type": "bert_hc_v2"}' \</w:t>
+              <w:br/>
+              <w:t xml:space="preserve">  | python3 -m json.tool</w:t>
             </w:r>
           </w:p>
           <w:p>
@@ -5509,7 +5552,28 @@
                 <w:color w:val="1A1A2E"/>
                 <w:sz w:val="17"/>
               </w:rPr>
+              <w:t># Local</w:t>
+              <w:br/>
               <w:t>curl -s -X POST http://localhost:8000/api/v1/analyze \</w:t>
+              <w:br/>
+              <w:t xml:space="preserve">  -H "Content-Type: application/json" \</w:t>
+              <w:br/>
+              <w:t xml:space="preserve">  -d '{"text": "I waited hours and no one came.", "model_type": "distilroberta_hc_v2"}' \</w:t>
+              <w:br/>
+              <w:t xml:space="preserve">  | python3 -m json.tool</w:t>
+              <w:br/>
+              <w:br/>
+              <w:t># AWS</w:t>
+              <w:br/>
+              <w:t>curl -s -X POST https://ws1gaxke8i.execute-api.ap-southeast-2.amazonaws.com/prod/api/v1/analyze \</w:t>
+              <w:br/>
+              <w:t xml:space="preserve">  -H "x-api-key: jRkqkFo7Ap6fbwMCjrgVt5pTk8ICLSXe90Fw8hYB" \</w:t>
+              <w:br/>
+              <w:t xml:space="preserve">  -H "Content-Type: application/json" \</w:t>
+              <w:br/>
+              <w:t xml:space="preserve">  -d '{"text": "I waited hours and no one came.", "model_type": "distilroberta_hc_v2"}' \</w:t>
+              <w:br/>
+              <w:t xml:space="preserve">  | python3 -m json.tool</w:t>
             </w:r>
           </w:p>
           <w:p>
@@ -5703,6 +5767,13 @@
                 <w:sz w:val="17"/>
               </w:rPr>
               <w:t>BASE_URL = "http://localhost:8000/api/v1"</w:t>
+              <w:br/>
+              <w:br/>
+              <w:t># AWS Lambda — uncomment to use:</w:t>
+              <w:br/>
+              <w:t># BASE_URL = "https://ws1gaxke8i.execute-api.ap-southeast-2.amazonaws.com/prod/api/v1"</w:t>
+              <w:br/>
+              <w:t># HEADERS  = {"Content-Type": "application/json", "x-api-key": "jRkqkFo7Ap6fbwMCjrgVt5pTk8ICLSXe90Fw8hYB"}</w:t>
             </w:r>
           </w:p>
           <w:p>
@@ -6017,6 +6088,13 @@
                 <w:sz w:val="17"/>
               </w:rPr>
               <w:t>BASE_URL   = "http://localhost:8000/api/v1"</w:t>
+              <w:br/>
+              <w:br/>
+              <w:t># AWS Lambda — uncomment to use:</w:t>
+              <w:br/>
+              <w:t># BASE_URL = "https://ws1gaxke8i.execute-api.ap-southeast-2.amazonaws.com/prod/api/v1"</w:t>
+              <w:br/>
+              <w:t># HEADERS  = {"Content-Type": "application/json", "x-api-key": "jRkqkFo7Ap6fbwMCjrgVt5pTk8ICLSXe90Fw8hYB"}</w:t>
             </w:r>
           </w:p>
           <w:p>
@@ -6372,6 +6450,13 @@
                 <w:sz w:val="17"/>
               </w:rPr>
               <w:t>BASE_URL = "http://localhost:8000/api/v1"</w:t>
+              <w:br/>
+              <w:br/>
+              <w:t># AWS Lambda — uncomment to use:</w:t>
+              <w:br/>
+              <w:t># BASE_URL = "https://ws1gaxke8i.execute-api.ap-southeast-2.amazonaws.com/prod/api/v1"</w:t>
+              <w:br/>
+              <w:t># HEADERS  = {"Content-Type": "application/json", "x-api-key": "jRkqkFo7Ap6fbwMCjrgVt5pTk8ICLSXe90Fw8hYB"}</w:t>
             </w:r>
           </w:p>
           <w:p>
@@ -6803,6 +6888,13 @@
                 <w:sz w:val="17"/>
               </w:rPr>
               <w:t>BASE_URL = "http://localhost:8000/api/v1"</w:t>
+              <w:br/>
+              <w:br/>
+              <w:t># AWS Lambda — uncomment to use:</w:t>
+              <w:br/>
+              <w:t># BASE_URL = "https://ws1gaxke8i.execute-api.ap-southeast-2.amazonaws.com/prod/api/v1"</w:t>
+              <w:br/>
+              <w:t># HEADERS  = {"Content-Type": "application/json", "x-api-key": "jRkqkFo7Ap6fbwMCjrgVt5pTk8ICLSXe90Fw8hYB"}</w:t>
             </w:r>
           </w:p>
           <w:p>
@@ -7181,7 +7273,18 @@
                 <w:color w:val="1A1A2E"/>
                 <w:sz w:val="17"/>
               </w:rPr>
+              <w:t>// Local</w:t>
+              <w:br/>
               <w:t>const BASE_URL = "http://localhost:8000/api/v1";</w:t>
+              <w:br/>
+              <w:t>const HEADERS = { "Content-Type": "application/json" };</w:t>
+              <w:br/>
+              <w:br/>
+              <w:t>// AWS Lambda</w:t>
+              <w:br/>
+              <w:t>// const BASE_URL = "https://ws1gaxke8i.execute-api.ap-southeast-2.amazonaws.com/prod/api/v1";</w:t>
+              <w:br/>
+              <w:t>// const HEADERS = { "Content-Type": "application/json", "x-api-key": "jRkqkFo7Ap6fbwMCjrgVt5pTk8ICLSXe90Fw8hYB" };</w:t>
             </w:r>
           </w:p>
           <w:p>
@@ -7685,7 +7788,18 @@
                 <w:color w:val="1A1A2E"/>
                 <w:sz w:val="17"/>
               </w:rPr>
+              <w:t># Local</w:t>
+              <w:br/>
               <w:t>BASE=http://localhost:8000/api/v1</w:t>
+              <w:br/>
+              <w:br/>
+              <w:t># AWS Lambda</w:t>
+              <w:br/>
+              <w:t># BASE=https://ws1gaxke8i.execute-api.ap-southeast-2.amazonaws.com/prod/api/v1</w:t>
+              <w:br/>
+              <w:t># KEY=jRkqkFo7Ap6fbwMCjrgVt5pTk8ICLSXe90Fw8hYB</w:t>
+              <w:br/>
+              <w:t># Then add:  -H "x-api-key: $KEY"  to every curl call below</w:t>
             </w:r>
           </w:p>
         </w:tc>
@@ -9134,6 +9248,68 @@
                 <w:sz w:val="19"/>
               </w:rPr>
               <w:t>Run uvicorn api.main:app --host 0.0.0.0 --port 8000 --reload to restart.</w:t>
+            </w:r>
+          </w:p>
+        </w:tc>
+      </w:tr>
+      <w:tr>
+        <w:tc>
+          <w:tcPr>
+            <w:tcW w:type="dxa" w:w="1247"/>
+            <w:vAlign w:val="center"/>
+          </w:tcPr>
+          <w:p>
+            <w:r>
+              <w:rPr>
+                <w:color w:val="333333"/>
+                <w:sz w:val="19"/>
+              </w:rPr>
+              <w:t>403</w:t>
+            </w:r>
+          </w:p>
+        </w:tc>
+        <w:tc>
+          <w:tcPr>
+            <w:tcW w:type="dxa" w:w="1984"/>
+            <w:vAlign w:val="center"/>
+          </w:tcPr>
+          <w:p>
+            <w:r>
+              <w:rPr>
+                <w:color w:val="333333"/>
+                <w:sz w:val="19"/>
+              </w:rPr>
+              <w:t>Forbidden</w:t>
+            </w:r>
+          </w:p>
+        </w:tc>
+        <w:tc>
+          <w:tcPr>
+            <w:tcW w:type="dxa" w:w="3402"/>
+            <w:vAlign w:val="center"/>
+          </w:tcPr>
+          <w:p>
+            <w:r>
+              <w:rPr>
+                <w:color w:val="333333"/>
+                <w:sz w:val="19"/>
+              </w:rPr>
+              <w:t>x-api-key header is missing or invalid (AWS deployment only).</w:t>
+            </w:r>
+          </w:p>
+        </w:tc>
+        <w:tc>
+          <w:tcPr>
+            <w:tcW w:type="dxa" w:w="2835"/>
+            <w:vAlign w:val="center"/>
+          </w:tcPr>
+          <w:p>
+            <w:r>
+              <w:rPr>
+                <w:color w:val="333333"/>
+                <w:sz w:val="19"/>
+              </w:rPr>
+              <w:t>Add -H "x-api-key: &lt;your-key&gt;" to every request. Obtain the key from your AWS team lead.</w:t>
             </w:r>
           </w:p>
         </w:tc>
@@ -11855,6 +12031,13 @@
                 <w:sz w:val="17"/>
               </w:rPr>
               <w:t># Start server</w:t>
+              <w:br/>
+              <w:br/>
+              <w:t># AWS endpoint (no server needed)</w:t>
+              <w:br/>
+              <w:t># https://ws1gaxke8i.execute-api.ap-southeast-2.amazonaws.com/prod</w:t>
+              <w:br/>
+              <w:t># x-api-key: jRkqkFo7Ap6fbwMCjrgVt5pTk8ICLSXe90Fw8hYB</w:t>
             </w:r>
           </w:p>
           <w:p>
@@ -12901,7 +13084,22 @@
                 <w:color w:val="1A1A2E"/>
                 <w:sz w:val="17"/>
               </w:rPr>
+              <w:t># Local</w:t>
+              <w:br/>
               <w:t>curl -s -X POST http://localhost:8000/api/v1/analyze \</w:t>
+              <w:br/>
+              <w:br/>
+              <w:t># AWS</w:t>
+              <w:br/>
+              <w:t>curl -s -X POST https://ws1gaxke8i.execute-api.ap-southeast-2.amazonaws.com/prod/api/v1/analyze \</w:t>
+              <w:br/>
+              <w:t xml:space="preserve">  -H "x-api-key: jRkqkFo7Ap6fbwMCjrgVt5pTk8ICLSXe90Fw8hYB" \</w:t>
+              <w:br/>
+              <w:t xml:space="preserve">  -H "Content-Type: application/json" \</w:t>
+              <w:br/>
+              <w:t xml:space="preserve">  -d '{"text": "The nurse was attentive and the ward was clean.", "model_type": "bert_hc_v2"}' \</w:t>
+              <w:br/>
+              <w:t xml:space="preserve">  | python3 -m json.tool</w:t>
             </w:r>
           </w:p>
           <w:p>
@@ -12986,84 +13184,90 @@
                 <w:sz w:val="17"/>
               </w:rPr>
               <w:t>import requests</w:t>
-            </w:r>
-          </w:p>
-          <w:p>
-            <w:pPr>
-              <w:spacing w:before="0" w:after="0"/>
-            </w:pPr>
-            <w:r>
-              <w:rPr>
-                <w:rFonts w:ascii="Courier New" w:hAnsi="Courier New"/>
-                <w:color w:val="1A1A2E"/>
-                <w:sz w:val="17"/>
-              </w:rPr>
+              <w:br/>
               <w:t>r = requests.post(</w:t>
-            </w:r>
-          </w:p>
-          <w:p>
-            <w:pPr>
-              <w:spacing w:before="0" w:after="0"/>
-            </w:pPr>
-            <w:r>
-              <w:rPr>
-                <w:rFonts w:ascii="Courier New" w:hAnsi="Courier New"/>
-                <w:color w:val="1A1A2E"/>
-                <w:sz w:val="17"/>
-              </w:rPr>
-              <w:t xml:space="preserve">    "http://localhost:8000/api/v1/analyze",</w:t>
-            </w:r>
-          </w:p>
-          <w:p>
-            <w:pPr>
-              <w:spacing w:before="0" w:after="0"/>
-            </w:pPr>
-            <w:r>
-              <w:rPr>
-                <w:rFonts w:ascii="Courier New" w:hAnsi="Courier New"/>
-                <w:color w:val="1A1A2E"/>
-                <w:sz w:val="17"/>
-              </w:rPr>
-              <w:t xml:space="preserve">    headers={"Content-Type": "application/json"},</w:t>
-            </w:r>
-          </w:p>
-          <w:p>
-            <w:pPr>
-              <w:spacing w:before="0" w:after="0"/>
-            </w:pPr>
-            <w:r>
-              <w:rPr>
-                <w:rFonts w:ascii="Courier New" w:hAnsi="Courier New"/>
-                <w:color w:val="1A1A2E"/>
-                <w:sz w:val="17"/>
-              </w:rPr>
+              <w:br/>
+              <w:t xml:space="preserve">    "https://ws1gaxke8i.execute-api.ap-southeast-2.amazonaws.com/prod/api/v1/analyze",</w:t>
+              <w:br/>
+              <w:t xml:space="preserve">    headers={"Content-Type": "application/json", "x-api-key": "jRkqkFo7Ap6fbwMCjrgVt5pTk8ICLSXe90Fw8hYB"},</w:t>
+              <w:br/>
               <w:t xml:space="preserve">    json={"text": "YOUR TEXT HERE", "model_type": "bert_hc_v2"},</w:t>
-            </w:r>
-          </w:p>
-          <w:p>
-            <w:pPr>
-              <w:spacing w:before="0" w:after="0"/>
-            </w:pPr>
-            <w:r>
-              <w:rPr>
-                <w:rFonts w:ascii="Courier New" w:hAnsi="Courier New"/>
-                <w:color w:val="1A1A2E"/>
-                <w:sz w:val="17"/>
-              </w:rPr>
+              <w:br/>
               <w:t>)</w:t>
-            </w:r>
-          </w:p>
-          <w:p>
-            <w:pPr>
-              <w:spacing w:before="0" w:after="0"/>
-            </w:pPr>
-            <w:r>
-              <w:rPr>
-                <w:rFonts w:ascii="Courier New" w:hAnsi="Courier New"/>
-                <w:color w:val="1A1A2E"/>
-                <w:sz w:val="17"/>
-              </w:rPr>
+              <w:br/>
               <w:t>print(r.json()["sentiment"], r.json()["redacted_text"])</w:t>
+            </w:r>
+          </w:p>
+          <w:p>
+            <w:pPr>
+              <w:spacing w:before="0" w:after="0"/>
+            </w:pPr>
+            <w:r>
+              <w:rPr>
+                <w:rFonts w:ascii="Courier New" w:hAnsi="Courier New"/>
+                <w:color w:val="1A1A2E"/>
+                <w:sz w:val="17"/>
+              </w:rPr>
+            </w:r>
+          </w:p>
+          <w:p>
+            <w:pPr>
+              <w:spacing w:before="0" w:after="0"/>
+            </w:pPr>
+            <w:r>
+              <w:rPr>
+                <w:rFonts w:ascii="Courier New" w:hAnsi="Courier New"/>
+                <w:color w:val="1A1A2E"/>
+                <w:sz w:val="17"/>
+              </w:rPr>
+            </w:r>
+          </w:p>
+          <w:p>
+            <w:pPr>
+              <w:spacing w:before="0" w:after="0"/>
+            </w:pPr>
+            <w:r>
+              <w:rPr>
+                <w:rFonts w:ascii="Courier New" w:hAnsi="Courier New"/>
+                <w:color w:val="1A1A2E"/>
+                <w:sz w:val="17"/>
+              </w:rPr>
+            </w:r>
+          </w:p>
+          <w:p>
+            <w:pPr>
+              <w:spacing w:before="0" w:after="0"/>
+            </w:pPr>
+            <w:r>
+              <w:rPr>
+                <w:rFonts w:ascii="Courier New" w:hAnsi="Courier New"/>
+                <w:color w:val="1A1A2E"/>
+                <w:sz w:val="17"/>
+              </w:rPr>
+            </w:r>
+          </w:p>
+          <w:p>
+            <w:pPr>
+              <w:spacing w:before="0" w:after="0"/>
+            </w:pPr>
+            <w:r>
+              <w:rPr>
+                <w:rFonts w:ascii="Courier New" w:hAnsi="Courier New"/>
+                <w:color w:val="1A1A2E"/>
+                <w:sz w:val="17"/>
+              </w:rPr>
+            </w:r>
+          </w:p>
+          <w:p>
+            <w:pPr>
+              <w:spacing w:before="0" w:after="0"/>
+            </w:pPr>
+            <w:r>
+              <w:rPr>
+                <w:rFonts w:ascii="Courier New" w:hAnsi="Courier New"/>
+                <w:color w:val="1A1A2E"/>
+                <w:sz w:val="17"/>
+              </w:rPr>
             </w:r>
           </w:p>
         </w:tc>
@@ -13347,6 +13551,53 @@
                 <w:sz w:val="19"/>
               </w:rPr>
               <w:t>Run uvicorn api.main:app --host 0.0.0.0 --port 8000.</w:t>
+            </w:r>
+          </w:p>
+        </w:tc>
+      </w:tr>
+      <w:tr>
+        <w:tc>
+          <w:tcPr>
+            <w:tcW w:type="dxa" w:w="1020"/>
+            <w:vAlign w:val="center"/>
+          </w:tcPr>
+          <w:p>
+            <w:r>
+              <w:rPr>
+                <w:color w:val="333333"/>
+                <w:sz w:val="19"/>
+              </w:rPr>
+              <w:t>403</w:t>
+            </w:r>
+          </w:p>
+        </w:tc>
+        <w:tc>
+          <w:tcPr>
+            <w:tcW w:type="dxa" w:w="1984"/>
+            <w:vAlign w:val="center"/>
+          </w:tcPr>
+          <w:p>
+            <w:r>
+              <w:rPr>
+                <w:color w:val="333333"/>
+                <w:sz w:val="19"/>
+              </w:rPr>
+              <w:t>Forbidden (AWS)</w:t>
+            </w:r>
+          </w:p>
+        </w:tc>
+        <w:tc>
+          <w:tcPr>
+            <w:tcW w:type="dxa" w:w="6350"/>
+            <w:vAlign w:val="center"/>
+          </w:tcPr>
+          <w:p>
+            <w:r>
+              <w:rPr>
+                <w:color w:val="333333"/>
+                <w:sz w:val="19"/>
+              </w:rPr>
+              <w:t>Add x-api-key header.</w:t>
             </w:r>
           </w:p>
         </w:tc>
